--- a/pr-preview/pr-150/notation-tracked-changes.docx
+++ b/pr-preview/pr-150/notation-tracked-changes.docx
@@ -16,7 +16,7 @@
       </w:pPr>
       <w:del w:id="1" w:author="PR Preview" w:date="2026-01-01T00:00:00Z">
         <w:r>
-          <w:delText xml:space="preserve">Last modified: 2026-10-14 11:38:02 (PDT)</w:delText>
+          <w:delText xml:space="preserve">Last modified: 2026-10-14 17:51:58 (PDT)</w:delText>
         </w:r>
       </w:del>
     </w:p>
@@ -26,7 +26,7 @@
       </w:pPr>
       <w:ins w:id="2" w:author="PR Preview" w:date="2026-01-01T00:00:00Z">
         <w:r>
-          <w:t xml:space="preserve">Last modified: 2026-10-14 16:16:59 (PDT)</w:t>
+          <w:t xml:space="preserve">Last modified: 2026-10-14 18:00:27 (PDT)</w:t>
         </w:r>
       </w:ins>
     </w:p>

--- a/pr-preview/pr-150/notation-tracked-changes.docx
+++ b/pr-preview/pr-150/notation-tracked-changes.docx
@@ -16,7 +16,7 @@
       </w:pPr>
       <w:del w:id="1" w:author="PR Preview" w:date="2026-01-01T00:00:00Z">
         <w:r>
-          <w:delText xml:space="preserve">Last modified: 2026-10-14 17:51:58 (PDT)</w:delText>
+          <w:delText xml:space="preserve">Last modified: 2026-10-15 02:44:50 (PDT)</w:delText>
         </w:r>
       </w:del>
     </w:p>
@@ -26,7 +26,7 @@
       </w:pPr>
       <w:ins w:id="2" w:author="PR Preview" w:date="2026-01-01T00:00:00Z">
         <w:r>
-          <w:t xml:space="preserve">Last modified: 2026-10-14 18:00:27 (PDT)</w:t>
+          <w:t xml:space="preserve">Last modified: 2026-10-15 02:46:22 (PDT)</w:t>
         </w:r>
       </w:ins>
     </w:p>
@@ -1283,80 +1283,261 @@
       <w:pPr>
         <w:pStyle w:val="BodyText"/>
       </w:pPr>
-      <w:r>
-        <w:rPr>
-          <w:b/>
-          <w:bCs/>
-        </w:rPr>
-        <w:t xml:space="preserve">Definition 2 (Stochastic process)</w:t>
-      </w:r>
-      <w:r>
-        <w:t xml:space="preserve"> </w:t>
-      </w:r>
-      <w:r>
-        <w:t xml:space="preserve">A</w:t>
-      </w:r>
-      <w:r>
-        <w:t xml:space="preserve"> </w:t>
-      </w:r>
-      <w:r>
-        <w:rPr>
-          <w:b/>
-          <w:bCs/>
-        </w:rPr>
-        <w:t xml:space="preserve">stochastic process</w:t>
-      </w:r>
-      <w:r>
-        <w:t xml:space="preserve"> </w:t>
-      </w:r>
-      <w:r>
-        <w:t xml:space="preserve">is a collection of random variables indexed by a set,</w:t>
-      </w:r>
-      <w:r>
-        <w:t xml:space="preserve"> </w:t>
-      </w:r>
-      <w:r>
-        <w:t xml:space="preserve">most often a set of times or locations.</w:t>
-      </w:r>
-      <w:r>
-        <w:t xml:space="preserve"> </w:t>
-      </w:r>
-      <w:r>
-        <w:t xml:space="preserve">In probability theory,</w:t>
-      </w:r>
-      <w:r>
-        <w:t xml:space="preserve"> </w:t>
-      </w:r>
-      <w:r>
-        <w:t xml:space="preserve">“stochastic process”</w:t>
-      </w:r>
-      <w:r>
-        <w:t xml:space="preserve"> </w:t>
-      </w:r>
-      <w:r>
-        <w:t xml:space="preserve">and</w:t>
-      </w:r>
-      <w:r>
-        <w:t xml:space="preserve"> </w:t>
-      </w:r>
-      <w:r>
-        <w:t xml:space="preserve">“random process”</w:t>
-      </w:r>
-      <w:r>
-        <w:t xml:space="preserve"> </w:t>
-      </w:r>
-      <w:r>
-        <w:t xml:space="preserve">are synonyms</w:t>
-      </w:r>
-      <w:r>
-        <w:t xml:space="preserve"> </w:t>
-      </w:r>
-      <w:r>
-        <w:t xml:space="preserve">(Adler and Taylor 2009; Stirzaker 2005; Kallenberg 2002)</w:t>
-      </w:r>
-      <w:r>
-        <w:t xml:space="preserve">.</w:t>
-      </w:r>
+      <w:del w:id="3" w:author="PR Preview" w:date="2026-01-01T00:00:00Z">
+        <w:r>
+          <w:rPr>
+            <w:b/>
+            <w:bCs/>
+          </w:rPr>
+          <w:delText xml:space="preserve">Definition 2 (Stochastic process)</w:delText>
+        </w:r>
+      </w:del>
+      <w:del w:id="4" w:author="PR Preview" w:date="2026-01-01T00:00:00Z">
+        <w:r>
+          <w:delText xml:space="preserve"> </w:delText>
+        </w:r>
+      </w:del>
+      <w:del w:id="5" w:author="PR Preview" w:date="2026-01-01T00:00:00Z">
+        <w:r>
+          <w:delText xml:space="preserve">A</w:delText>
+        </w:r>
+      </w:del>
+      <w:del w:id="6" w:author="PR Preview" w:date="2026-01-01T00:00:00Z">
+        <w:r>
+          <w:delText xml:space="preserve"> </w:delText>
+        </w:r>
+      </w:del>
+      <w:del w:id="7" w:author="PR Preview" w:date="2026-01-01T00:00:00Z">
+        <w:r>
+          <w:rPr>
+            <w:b/>
+            <w:bCs/>
+          </w:rPr>
+          <w:delText xml:space="preserve">stochastic process</w:delText>
+        </w:r>
+      </w:del>
+      <w:del w:id="8" w:author="PR Preview" w:date="2026-01-01T00:00:00Z">
+        <w:r>
+          <w:delText xml:space="preserve"> </w:delText>
+        </w:r>
+      </w:del>
+      <w:del w:id="9" w:author="PR Preview" w:date="2026-01-01T00:00:00Z">
+        <w:r>
+          <w:delText xml:space="preserve">is a collection of random variables indexed by a set,</w:delText>
+        </w:r>
+      </w:del>
+      <w:del w:id="10" w:author="PR Preview" w:date="2026-01-01T00:00:00Z">
+        <w:r>
+          <w:delText xml:space="preserve"> </w:delText>
+        </w:r>
+      </w:del>
+      <w:del w:id="11" w:author="PR Preview" w:date="2026-01-01T00:00:00Z">
+        <w:r>
+          <w:delText xml:space="preserve">most often a set of times or locations.</w:delText>
+        </w:r>
+      </w:del>
+      <w:del w:id="12" w:author="PR Preview" w:date="2026-01-01T00:00:00Z">
+        <w:r>
+          <w:delText xml:space="preserve"> </w:delText>
+        </w:r>
+      </w:del>
+      <w:del w:id="13" w:author="PR Preview" w:date="2026-01-01T00:00:00Z">
+        <w:r>
+          <w:delText xml:space="preserve">In probability theory,</w:delText>
+        </w:r>
+      </w:del>
+      <w:del w:id="14" w:author="PR Preview" w:date="2026-01-01T00:00:00Z">
+        <w:r>
+          <w:delText xml:space="preserve"> </w:delText>
+        </w:r>
+      </w:del>
+      <w:del w:id="15" w:author="PR Preview" w:date="2026-01-01T00:00:00Z">
+        <w:r>
+          <w:delText xml:space="preserve">“stochastic process”</w:delText>
+        </w:r>
+      </w:del>
+      <w:del w:id="16" w:author="PR Preview" w:date="2026-01-01T00:00:00Z">
+        <w:r>
+          <w:delText xml:space="preserve"> </w:delText>
+        </w:r>
+      </w:del>
+      <w:del w:id="17" w:author="PR Preview" w:date="2026-01-01T00:00:00Z">
+        <w:r>
+          <w:delText xml:space="preserve">and</w:delText>
+        </w:r>
+      </w:del>
+      <w:del w:id="18" w:author="PR Preview" w:date="2026-01-01T00:00:00Z">
+        <w:r>
+          <w:delText xml:space="preserve"> </w:delText>
+        </w:r>
+      </w:del>
+      <w:del w:id="19" w:author="PR Preview" w:date="2026-01-01T00:00:00Z">
+        <w:r>
+          <w:delText xml:space="preserve">“random process”</w:delText>
+        </w:r>
+      </w:del>
+      <w:del w:id="20" w:author="PR Preview" w:date="2026-01-01T00:00:00Z">
+        <w:r>
+          <w:delText xml:space="preserve"> </w:delText>
+        </w:r>
+      </w:del>
+      <w:del w:id="21" w:author="PR Preview" w:date="2026-01-01T00:00:00Z">
+        <w:r>
+          <w:delText xml:space="preserve">are synonyms</w:delText>
+        </w:r>
+      </w:del>
+      <w:del w:id="22" w:author="PR Preview" w:date="2026-01-01T00:00:00Z">
+        <w:r>
+          <w:delText xml:space="preserve"> </w:delText>
+        </w:r>
+      </w:del>
+      <w:del w:id="23" w:author="PR Preview" w:date="2026-01-01T00:00:00Z">
+        <w:r>
+          <w:delText xml:space="preserve">(Adler and Taylor 2009; Stirzaker 2005; Kallenberg 2002)</w:delText>
+        </w:r>
+      </w:del>
+      <w:del w:id="24" w:author="PR Preview" w:date="2026-01-01T00:00:00Z">
+        <w:r>
+          <w:delText xml:space="preserve">.</w:delText>
+        </w:r>
+      </w:del>
+    </w:p>
+    <w:p>
+      <w:pPr>
+        <w:pStyle w:val="BodyText"/>
+      </w:pPr>
+      <w:ins w:id="25" w:author="PR Preview" w:date="2026-01-01T00:00:00Z">
+        <w:r>
+          <w:rPr>
+            <w:b/>
+            <w:bCs/>
+          </w:rPr>
+          <w:t xml:space="preserve">Definition 2 (Stochastic process (random process))</w:t>
+        </w:r>
+      </w:ins>
+      <w:ins w:id="26" w:author="PR Preview" w:date="2026-01-01T00:00:00Z">
+        <w:r>
+          <w:t xml:space="preserve"> </w:t>
+        </w:r>
+      </w:ins>
+      <w:ins w:id="27" w:author="PR Preview" w:date="2026-01-01T00:00:00Z">
+        <w:r>
+          <w:t xml:space="preserve">A</w:t>
+        </w:r>
+      </w:ins>
+      <w:ins w:id="28" w:author="PR Preview" w:date="2026-01-01T00:00:00Z">
+        <w:r>
+          <w:t xml:space="preserve"> </w:t>
+        </w:r>
+      </w:ins>
+      <w:ins w:id="29" w:author="PR Preview" w:date="2026-01-01T00:00:00Z">
+        <w:r>
+          <w:rPr>
+            <w:b/>
+            <w:bCs/>
+          </w:rPr>
+          <w:t xml:space="preserve">stochastic process</w:t>
+        </w:r>
+      </w:ins>
+      <w:ins w:id="30" w:author="PR Preview" w:date="2026-01-01T00:00:00Z">
+        <w:r>
+          <w:t xml:space="preserve"> </w:t>
+        </w:r>
+      </w:ins>
+      <w:ins w:id="31" w:author="PR Preview" w:date="2026-01-01T00:00:00Z">
+        <w:r>
+          <w:t xml:space="preserve">is a collection of random variables indexed by a set,</w:t>
+        </w:r>
+      </w:ins>
+      <w:ins w:id="32" w:author="PR Preview" w:date="2026-01-01T00:00:00Z">
+        <w:r>
+          <w:t xml:space="preserve"> </w:t>
+        </w:r>
+      </w:ins>
+      <w:ins w:id="33" w:author="PR Preview" w:date="2026-01-01T00:00:00Z">
+        <w:r>
+          <w:t xml:space="preserve">most often a set of times or locations.</w:t>
+        </w:r>
+      </w:ins>
+      <w:ins w:id="34" w:author="PR Preview" w:date="2026-01-01T00:00:00Z">
+        <w:r>
+          <w:t xml:space="preserve"> </w:t>
+        </w:r>
+      </w:ins>
+      <w:ins w:id="35" w:author="PR Preview" w:date="2026-01-01T00:00:00Z">
+        <w:r>
+          <w:t xml:space="preserve">In probability theory,</w:t>
+        </w:r>
+      </w:ins>
+      <w:ins w:id="36" w:author="PR Preview" w:date="2026-01-01T00:00:00Z">
+        <w:r>
+          <w:t xml:space="preserve"> </w:t>
+        </w:r>
+      </w:ins>
+      <w:ins w:id="37" w:author="PR Preview" w:date="2026-01-01T00:00:00Z">
+        <w:r>
+          <w:t xml:space="preserve">“stochastic process”</w:t>
+        </w:r>
+      </w:ins>
+      <w:ins w:id="38" w:author="PR Preview" w:date="2026-01-01T00:00:00Z">
+        <w:r>
+          <w:t xml:space="preserve"> </w:t>
+        </w:r>
+      </w:ins>
+      <w:ins w:id="39" w:author="PR Preview" w:date="2026-01-01T00:00:00Z">
+        <w:r>
+          <w:t xml:space="preserve">and</w:t>
+        </w:r>
+      </w:ins>
+      <w:ins w:id="40" w:author="PR Preview" w:date="2026-01-01T00:00:00Z">
+        <w:r>
+          <w:t xml:space="preserve"> </w:t>
+        </w:r>
+      </w:ins>
+      <w:ins w:id="41" w:author="PR Preview" w:date="2026-01-01T00:00:00Z">
+        <w:r>
+          <w:t xml:space="preserve">“</w:t>
+        </w:r>
+      </w:ins>
+      <w:ins w:id="42" w:author="PR Preview" w:date="2026-01-01T00:00:00Z">
+        <w:r>
+          <w:rPr>
+            <w:b/>
+            <w:bCs/>
+          </w:rPr>
+          <w:t xml:space="preserve">random process</w:t>
+        </w:r>
+      </w:ins>
+      <w:ins w:id="43" w:author="PR Preview" w:date="2026-01-01T00:00:00Z">
+        <w:r>
+          <w:t xml:space="preserve">”</w:t>
+        </w:r>
+      </w:ins>
+      <w:ins w:id="44" w:author="PR Preview" w:date="2026-01-01T00:00:00Z">
+        <w:r>
+          <w:t xml:space="preserve"> </w:t>
+        </w:r>
+      </w:ins>
+      <w:ins w:id="45" w:author="PR Preview" w:date="2026-01-01T00:00:00Z">
+        <w:r>
+          <w:t xml:space="preserve">are synonyms</w:t>
+        </w:r>
+      </w:ins>
+      <w:ins w:id="46" w:author="PR Preview" w:date="2026-01-01T00:00:00Z">
+        <w:r>
+          <w:t xml:space="preserve"> </w:t>
+        </w:r>
+      </w:ins>
+      <w:ins w:id="47" w:author="PR Preview" w:date="2026-01-01T00:00:00Z">
+        <w:r>
+          <w:t xml:space="preserve">(Adler and Taylor 2009; Stirzaker 2005; Kallenberg 2002)</w:t>
+        </w:r>
+      </w:ins>
+      <w:ins w:id="48" w:author="PR Preview" w:date="2026-01-01T00:00:00Z">
+        <w:r>
+          <w:t xml:space="preserve">.</w:t>
+        </w:r>
+      </w:ins>
     </w:p>
     <w:bookmarkEnd w:id="15"/>
     <w:bookmarkStart w:id="17" w:name="rem-stochastic-process-word"/>
